--- a/V4/Logosfield_V4_Vision_20_Master.docx
+++ b/V4/Logosfield_V4_Vision_20_Master.docx
@@ -2823,6 +2823,206 @@
           </w:p>
         </w:tc>
       </w:tr>
+      <w:tr>
+        <w:tc>
+          <w:tcPr>
+            <w:tcW w:type="dxa" w:w="3120"/>
+          </w:tcPr>
+          <w:p>
+            <w:r>
+              <w:rPr>
+                <w:b w:val="false"/>
+                <w:bCs w:val="false"/>
+                <w:sz w:val="20"/>
+                <w:szCs w:val="20"/>
+              </w:rPr>
+              <w:t xml:space="preserve">d=4 → S² → SO(3) → 3 gauge force types</w:t>
+            </w:r>
+          </w:p>
+        </w:tc>
+        <w:tc>
+          <w:tcPr>
+            <w:tcW w:type="dxa" w:w="3120"/>
+          </w:tcPr>
+          <w:p>
+            <w:r>
+              <w:rPr>
+                <w:b w:val="false"/>
+                <w:bCs w:val="false"/>
+                <w:sz w:val="20"/>
+                <w:szCs w:val="20"/>
+              </w:rPr>
+              <w:t xml:space="preserve">[IDENTIFIED — FF-4]</w:t>
+            </w:r>
+          </w:p>
+        </w:tc>
+        <w:tc>
+          <w:tcPr>
+            <w:tcW w:type="dxa" w:w="3120"/>
+          </w:tcPr>
+          <w:p>
+            <w:r>
+              <w:rPr>
+                <w:b w:val="false"/>
+                <w:bCs w:val="false"/>
+                <w:sz w:val="20"/>
+                <w:szCs w:val="20"/>
+              </w:rPr>
+              <w:t xml:space="preserve">Number 3 from d=4 via S² cross-section. Import: Yang-Mills needs continuum. V20.</w:t>
+            </w:r>
+          </w:p>
+        </w:tc>
+      </w:tr>
+      <w:tr>
+        <w:tc>
+          <w:tcPr>
+            <w:tcW w:type="dxa" w:w="3120"/>
+          </w:tcPr>
+          <w:p>
+            <w:r>
+              <w:rPr>
+                <w:b w:val="false"/>
+                <w:bCs w:val="false"/>
+                <w:sz w:val="20"/>
+                <w:szCs w:val="20"/>
+              </w:rPr>
+              <w:t xml:space="preserve">ρ=24/π: self-consistency of memory kernel and geometry</w:t>
+            </w:r>
+          </w:p>
+        </w:tc>
+        <w:tc>
+          <w:tcPr>
+            <w:tcW w:type="dxa" w:w="3120"/>
+          </w:tcPr>
+          <w:p>
+            <w:r>
+              <w:rPr>
+                <w:b w:val="false"/>
+                <w:bCs w:val="false"/>
+                <w:sz w:val="20"/>
+                <w:szCs w:val="20"/>
+              </w:rPr>
+              <w:t xml:space="preserve">[IDENTIFIED — ρ-derivation]</w:t>
+            </w:r>
+          </w:p>
+        </w:tc>
+        <w:tc>
+          <w:tcPr>
+            <w:tcW w:type="dxa" w:w="3120"/>
+          </w:tcPr>
+          <w:p>
+            <w:r>
+              <w:rPr>
+                <w:b w:val="false"/>
+                <w:bCs w:val="false"/>
+                <w:sz w:val="20"/>
+                <w:szCs w:val="20"/>
+              </w:rPr>
+              <w:t xml:space="preserve">exp(-β)=exp(-ρ·V_interval) → ρ=β/V_interval=24/π. Conditional on HV. V20.</w:t>
+            </w:r>
+          </w:p>
+        </w:tc>
+      </w:tr>
+      <w:tr>
+        <w:tc>
+          <w:tcPr>
+            <w:tcW w:type="dxa" w:w="3120"/>
+          </w:tcPr>
+          <w:p>
+            <w:r>
+              <w:rPr>
+                <w:b w:val="false"/>
+                <w:bCs w:val="false"/>
+                <w:sz w:val="20"/>
+                <w:szCs w:val="20"/>
+              </w:rPr>
+              <w:t xml:space="preserve">V_interval = β·V_diamond (π²/12 = 2π·π/24)</w:t>
+            </w:r>
+          </w:p>
+        </w:tc>
+        <w:tc>
+          <w:tcPr>
+            <w:tcW w:type="dxa" w:w="3120"/>
+          </w:tcPr>
+          <w:p>
+            <w:r>
+              <w:rPr>
+                <w:b w:val="false"/>
+                <w:bCs w:val="false"/>
+                <w:sz w:val="20"/>
+                <w:szCs w:val="20"/>
+              </w:rPr>
+              <w:t xml:space="preserve">[IDENTIFIED — geometric]</w:t>
+            </w:r>
+          </w:p>
+        </w:tc>
+        <w:tc>
+          <w:tcPr>
+            <w:tcW w:type="dxa" w:w="3120"/>
+          </w:tcPr>
+          <w:p>
+            <w:r>
+              <w:rPr>
+                <w:b w:val="false"/>
+                <w:bCs w:val="false"/>
+                <w:sz w:val="20"/>
+                <w:szCs w:val="20"/>
+              </w:rPr>
+              <w:t xml:space="preserve">All three V4 geometric quantities linked by single relation. d=4 only. V20.</w:t>
+            </w:r>
+          </w:p>
+        </w:tc>
+      </w:tr>
+      <w:tr>
+        <w:tc>
+          <w:tcPr>
+            <w:tcW w:type="dxa" w:w="3120"/>
+          </w:tcPr>
+          <w:p>
+            <w:r>
+              <w:rPr>
+                <w:b w:val="false"/>
+                <w:bCs w:val="false"/>
+                <w:sz w:val="20"/>
+                <w:szCs w:val="20"/>
+              </w:rPr>
+              <w:t xml:space="preserve">S ≈ T⁴ at ρ=24/π (entropy = matter horizon scale⁴)</w:t>
+            </w:r>
+          </w:p>
+        </w:tc>
+        <w:tc>
+          <w:tcPr>
+            <w:tcW w:type="dxa" w:w="3120"/>
+          </w:tcPr>
+          <w:p>
+            <w:r>
+              <w:rPr>
+                <w:b w:val="false"/>
+                <w:bCs w:val="false"/>
+                <w:sz w:val="20"/>
+                <w:szCs w:val="20"/>
+              </w:rPr>
+              <w:t xml:space="preserve">[IDENTIFIED — MF-3b]</w:t>
+            </w:r>
+          </w:p>
+        </w:tc>
+        <w:tc>
+          <w:tcPr>
+            <w:tcW w:type="dxa" w:w="3120"/>
+          </w:tcPr>
+          <w:p>
+            <w:r>
+              <w:rPr>
+                <w:b w:val="false"/>
+                <w:bCs w:val="false"/>
+                <w:sz w:val="20"/>
+                <w:szCs w:val="20"/>
+              </w:rPr>
+              <w:t xml:space="preserve">S=(24/π)·exp(-2π)=T⁴ to leading order at unit density. V20.</w:t>
+            </w:r>
+          </w:p>
+        </w:tc>
+      </w:tr>
     </w:tbl>
     <w:p>
       <w:pPr>
@@ -5743,6 +5943,463 @@
           <w:szCs w:val="22"/>
         </w:rPr>
         <w:t xml:space="preserve">The matter/force distinction (MF-1) is V4-native but the mapping to specific Standard Model particles (electrons, quarks, neutrinos) is entirely [OPEN].</w:t>
+      </w:r>
+    </w:p>
+    <w:p>
+      <w:pPr>
+        <w:spacing w:after="120"/>
+      </w:pPr>
+      <w:r>
+        <w:rPr>
+          <w:b w:val="false"/>
+          <w:bCs w:val="false"/>
+          <w:i/>
+          <w:iCs/>
+          <w:sz w:val="22"/>
+          <w:szCs w:val="22"/>
+        </w:rPr>
+        <w:t xml:space="preserve">V4 Vision 20 · July 14, 2026 · Earl Treloar · Logosfield / ODCCT</w:t>
+      </w:r>
+    </w:p>
+    <w:p>
+      <w:pPr>
+        <w:pStyle w:val="Heading1"/>
+        <w:spacing w:after="200" w:before="400"/>
+      </w:pPr>
+      <w:r>
+        <w:t xml:space="preserve">Part 9 — FF-4 Counting Argument + ρ=24/π Derivation: July 14 2026</w:t>
+      </w:r>
+    </w:p>
+    <w:p>
+      <w:pPr>
+        <w:pStyle w:val="Heading2"/>
+        <w:spacing w:after="150" w:before="300"/>
+      </w:pPr>
+      <w:r>
+        <w:t xml:space="preserve">9.1 — [IDENTIFIED — FF-4]: The Number 3 Is Not a Coincidence</w:t>
+      </w:r>
+    </w:p>
+    <w:p>
+      <w:pPr>
+        <w:spacing w:after="120"/>
+      </w:pPr>
+      <w:r>
+        <w:rPr>
+          <w:b/>
+          <w:bCs/>
+          <w:sz w:val="22"/>
+          <w:szCs w:val="22"/>
+        </w:rPr>
+        <w:t xml:space="preserve">The d=4 [DERIVED] lightcone has spatial cross-sections that are 2-spheres (S²). This is a direct geometric consequence of d=4: in general d-dimensional spacetime, the lightcone cross-section at fixed proper time is S^(d-2). For d=4: S². The symmetry group of S² is SO(3), which has exactly 3 independent generators (the three rotation axes L_x, L_y, L_z). Under the Yang-Mills mechanism, each generator becomes one independent gauge force type when made local. Three generators → three non-gravitational force types.</w:t>
+      </w:r>
+    </w:p>
+    <w:p>
+      <w:pPr>
+        <w:spacing w:after="120"/>
+      </w:pPr>
+      <w:r>
+        <w:rPr>
+          <w:b w:val="false"/>
+          <w:bCs w:val="false"/>
+          <w:sz w:val="22"/>
+          <w:szCs w:val="22"/>
+        </w:rPr>
+        <w:t xml:space="preserve">Comparison across dimensions confirms uniqueness: d=2 gives S⁰ (Z₂, 0 generators); d=3 gives S¹ (SO(2)=U(1), 1 generator); d=4 gives S² (SO(3), 3 generators); d=5 gives S³ (SO(4), 6 generators). Only d=4 produces exactly 3 gauge force types.</w:t>
+      </w:r>
+    </w:p>
+    <w:p>
+      <w:pPr>
+        <w:spacing w:after="120"/>
+      </w:pPr>
+      <w:r>
+        <w:rPr>
+          <w:b w:val="false"/>
+          <w:bCs w:val="false"/>
+          <w:sz w:val="22"/>
+          <w:szCs w:val="22"/>
+        </w:rPr>
+        <w:t xml:space="preserve">The chain: FP → d=4 [DERIVED] → S² cross-section → SO(3) → 3 gauge force types. Steps 1-2 use only V4-derived results and mathematical facts. Steps 3-4 use the Yang-Mills mechanism which requires the continuum limit (import risk, same as FF-2, conditional on Hauptvermutung).</w:t>
+      </w:r>
+    </w:p>
+    <w:p>
+      <w:pPr>
+        <w:spacing w:after="120"/>
+      </w:pPr>
+      <w:r>
+        <w:rPr>
+          <w:b w:val="false"/>
+          <w:bCs w:val="false"/>
+          <w:sz w:val="22"/>
+          <w:szCs w:val="22"/>
+        </w:rPr>
+        <w:t xml:space="preserve">Status: [IDENTIFIED]. The number 3 is not a coincidence — it is selected by d=4. The internal structure of each force type (why U(1), SU(2), SU(3) specifically) is [OPEN — FF-4c]. The SM has 1+3+8=12 total generators across 3 force types. V4 derives the number of types, not the internal generator count of each type.</w:t>
+      </w:r>
+    </w:p>
+    <w:p>
+      <w:pPr>
+        <w:pStyle w:val="Heading2"/>
+        <w:spacing w:after="150" w:before="300"/>
+      </w:pPr>
+      <w:r>
+        <w:t xml:space="preserve">9.2 — [IDENTIFIED — ρ-derivation]: ρ = 24/π from Self-Consistency</w:t>
+      </w:r>
+    </w:p>
+    <w:p>
+      <w:pPr>
+        <w:spacing w:after="120"/>
+      </w:pPr>
+      <w:r>
+        <w:rPr>
+          <w:b/>
+          <w:bCs/>
+          <w:sz w:val="22"/>
+          <w:szCs w:val="22"/>
+        </w:rPr>
+        <w:t xml:space="preserve">The self-consistency condition:</w:t>
+      </w:r>
+    </w:p>
+    <w:p>
+      <w:pPr>
+        <w:spacing w:after="120"/>
+      </w:pPr>
+      <w:r>
+        <w:rPr>
+          <w:b w:val="false"/>
+          <w:bCs w:val="false"/>
+          <w:sz w:val="22"/>
+          <w:szCs w:val="22"/>
+        </w:rPr>
+        <w:t xml:space="preserve">The V4 memory kernel at a covering relation (chain length n=1) is exp(-β). The geometric probability that a causal relation is a covering relation at density ρ in d=4 Minkowski is exp(-ρ·V_interval), where V_interval = π²/12 = 0.822467 is the d=4 causal interval volume. FP requires the structure to be self-consistent: the memory structure and the geometric structure must agree. Setting them equal:</w:t>
+      </w:r>
+    </w:p>
+    <w:p>
+      <w:pPr>
+        <w:spacing w:after="120"/>
+      </w:pPr>
+      <w:r>
+        <w:rPr>
+          <w:b w:val="false"/>
+          <w:bCs w:val="false"/>
+          <w:sz w:val="22"/>
+          <w:szCs w:val="22"/>
+        </w:rPr>
+        <w:t xml:space="preserve">exp(-β) = exp(-ρ·V_interval) → β = ρ·V_interval → ρ = β/V_interval = 2π/(π²/12) = 24/π = 7.639437</w:t>
+      </w:r>
+    </w:p>
+    <w:p>
+      <w:pPr>
+        <w:spacing w:after="120"/>
+      </w:pPr>
+      <w:r>
+        <w:rPr>
+          <w:b/>
+          <w:bCs/>
+          <w:sz w:val="22"/>
+          <w:szCs w:val="22"/>
+        </w:rPr>
+        <w:t xml:space="preserve">Verification: P(covering relation) = exp(-ρ·V_interval) = exp(-2π) = 0.00186744. M(covering relation) = exp(-β·1) = exp(-2π) = 0.00186744. These are identical. The memory kernel and the geometric structure are self-consistently locked at ρ = 24/π. The solution is unique (exponential function is strictly monotone).</w:t>
+      </w:r>
+    </w:p>
+    <w:p>
+      <w:pPr>
+        <w:spacing w:after="120"/>
+      </w:pPr>
+      <w:r>
+        <w:rPr>
+          <w:b w:val="false"/>
+          <w:bCs w:val="false"/>
+          <w:sz w:val="22"/>
+          <w:szCs w:val="22"/>
+        </w:rPr>
+        <w:t xml:space="preserve">Why this is FP-grounded: FP requires the structure to realize all its potential self-consistently. A structure where the memory kernel decay rate at covering relations disagrees with the geometric probability of covering relations is internally contradictory. FP eliminates the contradiction by selecting the unique density where memory and geometry agree. This is the same mechanism by which FP derives β=2π (self-referential return) and τ=1 (self-bounding).</w:t>
+      </w:r>
+    </w:p>
+    <w:p>
+      <w:pPr>
+        <w:spacing w:after="120"/>
+      </w:pPr>
+      <w:r>
+        <w:rPr>
+          <w:b w:val="false"/>
+          <w:bCs w:val="false"/>
+          <w:sz w:val="22"/>
+          <w:szCs w:val="22"/>
+        </w:rPr>
+        <w:t xml:space="preserve">Import risk: V_interval = π²/12 uses d=4 Minkowski geometry. Same import as HV-1 results. Conditional on Hauptvermutung. Status before HV proof: [IDENTIFIED — conditional]. Status after HV proof: [DERIVED — if self-consistency argument holds].</w:t>
+      </w:r>
+    </w:p>
+    <w:p>
+      <w:pPr>
+        <w:pStyle w:val="Heading2"/>
+        <w:spacing w:after="150" w:before="300"/>
+      </w:pPr>
+      <w:r>
+        <w:t xml:space="preserve">9.3 — [IDENTIFIED — geometric]: V_interval = β · V_diamond</w:t>
+      </w:r>
+    </w:p>
+    <w:p>
+      <w:pPr>
+        <w:spacing w:after="120"/>
+      </w:pPr>
+      <w:r>
+        <w:rPr>
+          <w:b/>
+          <w:bCs/>
+          <w:sz w:val="22"/>
+          <w:szCs w:val="22"/>
+        </w:rPr>
+        <w:t xml:space="preserve">A new geometric finding connecting all three V4 geometric quantities:</w:t>
+      </w:r>
+    </w:p>
+    <w:p>
+      <w:pPr>
+        <w:spacing w:after="120"/>
+      </w:pPr>
+      <w:r>
+        <w:rPr>
+          <w:b w:val="false"/>
+          <w:bCs w:val="false"/>
+          <w:sz w:val="22"/>
+          <w:szCs w:val="22"/>
+        </w:rPr>
+        <w:t xml:space="preserve">V_diamond = π/24 = 0.13089969 (4-volume of unit d=4 causal diamond) V_interval = π²/12 = 0.82246703 (4-volume of unit d=4 causal interval) β = 2π = 6.28318531 (V4 memory decay rate [DERIVED])</w:t>
+      </w:r>
+    </w:p>
+    <w:p>
+      <w:pPr>
+        <w:spacing w:after="120"/>
+      </w:pPr>
+      <w:r>
+        <w:rPr>
+          <w:b/>
+          <w:bCs/>
+          <w:sz w:val="22"/>
+          <w:szCs w:val="22"/>
+        </w:rPr>
+        <w:t xml:space="preserve">V_interval / V_diamond = (π²/12)/(π/24) = 2π = β. Verification: 0.82246703 / 0.13089969 = 6.28318531 = β = 6.28318531. This is exact.</w:t>
+      </w:r>
+    </w:p>
+    <w:p>
+      <w:pPr>
+        <w:spacing w:after="120"/>
+      </w:pPr>
+      <w:r>
+        <w:rPr>
+          <w:b w:val="false"/>
+          <w:bCs w:val="false"/>
+          <w:sz w:val="22"/>
+          <w:szCs w:val="22"/>
+        </w:rPr>
+        <w:t xml:space="preserve">Interpretation: the causal interval volume is exactly β times the causal diamond volume in d=4. This means β=2π is not only the memory decay rate — it is the geometric ratio between the two fundamental spacetime volumes of the d=4 causal structure. The self-consistency condition ρ = β/V_interval can be rewritten as ρ = β/(β·V_diamond) = 1/V_diamond, which recovers the unit density condition ρ·V_diamond = 1 directly. The geometry is self-organizing around β=2π.</w:t>
+      </w:r>
+    </w:p>
+    <w:p>
+      <w:pPr>
+        <w:spacing w:after="120"/>
+      </w:pPr>
+      <w:r>
+        <w:rPr>
+          <w:b w:val="false"/>
+          <w:bCs w:val="false"/>
+          <w:sz w:val="22"/>
+          <w:szCs w:val="22"/>
+        </w:rPr>
+        <w:t xml:space="preserve">This relation holds only in d=4. For d=3: V_diamond=1/2, V_interval=1/3, ratio=2/3≠β. For d=5 the ratio similarly fails to equal β. The V_interval = β·V_diamond relation is a d=4 specific geometric fact, consistent with and deepening the HV-1b finding (π/24 structural connection).</w:t>
+      </w:r>
+    </w:p>
+    <w:p>
+      <w:pPr>
+        <w:pStyle w:val="Heading2"/>
+        <w:spacing w:after="150" w:before="300"/>
+      </w:pPr>
+      <w:r>
+        <w:t xml:space="preserve">9.4 — [IDENTIFIED — MF-3b]: Entropy Equals T⁴ at Unit Density</w:t>
+      </w:r>
+    </w:p>
+    <w:p>
+      <w:pPr>
+        <w:spacing w:after="120"/>
+      </w:pPr>
+      <w:r>
+        <w:rPr>
+          <w:b/>
+          <w:bCs/>
+          <w:sz w:val="22"/>
+          <w:szCs w:val="22"/>
+        </w:rPr>
+        <w:t xml:space="preserve">At ρ=24/π with τ=1, β=2π [both DERIVED], the V4 entropy functional S = ρ·(exp(τ·exp(-β))-1) evaluates to:</w:t>
+      </w:r>
+    </w:p>
+    <w:p>
+      <w:pPr>
+        <w:spacing w:after="120"/>
+      </w:pPr>
+      <w:r>
+        <w:rPr>
+          <w:b w:val="false"/>
+          <w:bCs w:val="false"/>
+          <w:sz w:val="22"/>
+          <w:szCs w:val="22"/>
+        </w:rPr>
+        <w:t xml:space="preserve">S = (24/π)·(exp(exp(-2π))-1) ≈ (24/π)·exp(-2π) = 0.01426621</w:t>
+      </w:r>
+    </w:p>
+    <w:p>
+      <w:pPr>
+        <w:spacing w:after="120"/>
+      </w:pPr>
+      <w:r>
+        <w:rPr>
+          <w:b w:val="false"/>
+          <w:bCs w:val="false"/>
+          <w:sz w:val="22"/>
+          <w:szCs w:val="22"/>
+        </w:rPr>
+        <w:t xml:space="preserve">T⁴ = (24·exp(-2π)/π) = 0.01426621</w:t>
+      </w:r>
+    </w:p>
+    <w:p>
+      <w:pPr>
+        <w:spacing w:after="120"/>
+      </w:pPr>
+      <w:r>
+        <w:rPr>
+          <w:b w:val="false"/>
+          <w:bCs w:val="false"/>
+          <w:sz w:val="22"/>
+          <w:szCs w:val="22"/>
+        </w:rPr>
+        <w:t xml:space="preserve">S ≈ T⁴ to leading order (the approximation error is O(exp(-4π)) &lt; 10⁻⁷). The V4 entropy at unit density equals the fourth power of the matter horizon scale. This adds a fourth consistent interpretation of T: T is the scale at which the V4 entropy at unit density equals T⁴. All four interpretations (HV-1b, HV-1c, MF-4, MF-3b) are mutually consistent and derive from the same underlying structure.</w:t>
+      </w:r>
+    </w:p>
+    <w:p>
+      <w:pPr>
+        <w:pStyle w:val="Heading2"/>
+        <w:spacing w:after="150" w:before="300"/>
+      </w:pPr>
+      <w:r>
+        <w:t xml:space="preserve">9.5 — Implications for Dark Matter and Dark Energy</w:t>
+      </w:r>
+    </w:p>
+    <w:p>
+      <w:pPr>
+        <w:spacing w:after="120"/>
+      </w:pPr>
+      <w:r>
+        <w:rPr>
+          <w:b w:val="false"/>
+          <w:bCs w:val="false"/>
+          <w:sz w:val="22"/>
+          <w:szCs w:val="22"/>
+        </w:rPr>
+        <w:t xml:space="preserve">These results, if the ρ=24/π derivation holds after HV proof, have direct implications for the interpretation of dark matter and dark energy.</w:t>
+      </w:r>
+    </w:p>
+    <w:p>
+      <w:pPr>
+        <w:spacing w:after="120"/>
+      </w:pPr>
+      <w:r>
+        <w:rPr>
+          <w:b w:val="false"/>
+          <w:bCs w:val="false"/>
+          <w:sz w:val="22"/>
+          <w:szCs w:val="22"/>
+        </w:rPr>
+        <w:t xml:space="preserve">DARK MATTER: At unit density ρ=24/π, the fraction of causal relations that are irreducible (matter) events is exp(-β) = 0.1867%. Of these matter events, some carry SO(3) gauge representations (ordinary matter) and some carry only the scalar memory (dark matter analog). The ratio of dark to ordinary matter is determined by what fraction of irreducible events couple to the non-scalar gauge representations. If this coupling fraction is a combinatorial consequence of the SO(3) structure, the dark/ordinary matter ratio could be derived from V4 rather than measured. Status: [SPECULATIVE — direction identified].</w:t>
+      </w:r>
+    </w:p>
+    <w:p>
+      <w:pPr>
+        <w:spacing w:after="120"/>
+      </w:pPr>
+      <w:r>
+        <w:rPr>
+          <w:b w:val="false"/>
+          <w:bCs w:val="false"/>
+          <w:sz w:val="22"/>
+          <w:szCs w:val="22"/>
+        </w:rPr>
+        <w:t xml:space="preserve">DARK ENERGY: The scalar memory kernel M(f,e)=exp(-β·n) acting through relay (reducible) events at density ρ=24/π constitutes the background memory substrate of the cosmos. At cosmological scales, the energy density of this substrate — derived from ρ=24/π and β=2π — is a candidate for the dark energy density. ΛCDM fits this parameter from observation. V4 would derive it from the self-consistency condition. T≈0.346 as the matter/memory transition scale is a candidate prediction for the dark energy/matter crossover scale. Status: [SPECULATIVE — structural correspondence identified].</w:t>
+      </w:r>
+    </w:p>
+    <w:p>
+      <w:pPr>
+        <w:spacing w:after="120"/>
+      </w:pPr>
+      <w:r>
+        <w:rPr>
+          <w:b w:val="false"/>
+          <w:bCs w:val="false"/>
+          <w:sz w:val="22"/>
+          <w:szCs w:val="22"/>
+        </w:rPr>
+        <w:t xml:space="preserve">STRING THEORY CONNECTION: The relay chains between matter events in V4 (k-chains of reducible events) are extended structures in the causal order. Different chain lengths and representations correspond to different memory propagation modes — structurally analogous to string vibrational modes. V4 may provide the pregeometric foundation string theory currently lacks: deriving why strings, why those modes, from causal order rather than assuming a background spacetime. Status: [SPECULATIVE — structural analogy only].</w:t>
+      </w:r>
+    </w:p>
+    <w:p>
+      <w:pPr>
+        <w:pStyle w:val="Heading2"/>
+        <w:spacing w:after="150" w:before="300"/>
+      </w:pPr>
+      <w:r>
+        <w:t xml:space="preserve">9.6 — Discipline Notes</w:t>
+      </w:r>
+    </w:p>
+    <w:p>
+      <w:pPr>
+        <w:spacing w:after="120"/>
+      </w:pPr>
+      <w:r>
+        <w:rPr>
+          <w:b w:val="false"/>
+          <w:bCs w:val="false"/>
+          <w:sz w:val="22"/>
+          <w:szCs w:val="22"/>
+        </w:rPr>
+        <w:t xml:space="preserve">ρ=24/π derivation: the self-consistency mechanism is sound and FP-grounded. The import risk is V_interval=π²/12 which requires d=4 Minkowski (HV import). Do not promote to [DERIVED] until Hauptvermutung is proved.</w:t>
+      </w:r>
+    </w:p>
+    <w:p>
+      <w:pPr>
+        <w:spacing w:after="120"/>
+      </w:pPr>
+      <w:r>
+        <w:rPr>
+          <w:b w:val="false"/>
+          <w:bCs w:val="false"/>
+          <w:sz w:val="22"/>
+          <w:szCs w:val="22"/>
+        </w:rPr>
+        <w:t xml:space="preserve">FF-4: the number 3 is derived from d=4 via S²→SO(3). The internal structure of each force type (U(1), SU(2), SU(3)) is [OPEN — FF-4c]. Do not claim the SM gauge group is derived — only the count of force types.</w:t>
+      </w:r>
+    </w:p>
+    <w:p>
+      <w:pPr>
+        <w:spacing w:after="120"/>
+      </w:pPr>
+      <w:r>
+        <w:rPr>
+          <w:b w:val="false"/>
+          <w:bCs w:val="false"/>
+          <w:sz w:val="22"/>
+          <w:szCs w:val="22"/>
+        </w:rPr>
+        <w:t xml:space="preserve">Dark matter/dark energy interpretations are [SPECULATIVE]. The structural correspondence is real and worth documenting. It is not a derivation of observed dark matter or dark energy properties.</w:t>
+      </w:r>
+    </w:p>
+    <w:p>
+      <w:pPr>
+        <w:spacing w:after="120"/>
+      </w:pPr>
+      <w:r>
+        <w:rPr>
+          <w:b w:val="false"/>
+          <w:bCs w:val="false"/>
+          <w:sz w:val="22"/>
+          <w:szCs w:val="22"/>
+        </w:rPr>
+        <w:t xml:space="preserve">V_interval = β·V_diamond is a geometric fact of d=4 Minkowski, not derived from A1-A3+FP directly. Import flag same as HV-1.</w:t>
       </w:r>
     </w:p>
     <w:p>

--- a/V4/Logosfield_V4_Vision_20_Master.docx
+++ b/V4/Logosfield_V4_Vision_20_Master.docx
@@ -2786,7 +2786,7 @@
                 <w:sz w:val="20"/>
                 <w:szCs w:val="20"/>
               </w:rPr>
-              <w:t xml:space="preserve">T≈0.346 = matter horizon scale (T⁴=ρ_matter·V_diamond)</w:t>
+              <w:t xml:space="preserve">T≈0.346: ρ_matter=T⁴ [CORRECTED]; ρ_matter·V_diamond=exp(-β)</w:t>
             </w:r>
           </w:p>
         </w:tc>
@@ -2818,7 +2818,7 @@
                 <w:sz w:val="20"/>
                 <w:szCs w:val="20"/>
               </w:rPr>
-              <w:t xml:space="preserve">Extends HV-1c. Conditional on HV proof. V20.</w:t>
+              <w:t xml:space="preserve">Corrected: T⁴=ρ_matter (exact). ρ_matter·V_d=exp(-β). HV conditional. V20.</w:t>
             </w:r>
           </w:p>
         </w:tc>
@@ -3019,6 +3019,206 @@
                 <w:szCs w:val="20"/>
               </w:rPr>
               <w:t xml:space="preserve">S=(24/π)·exp(-2π)=T⁴ to leading order at unit density. V20.</w:t>
+            </w:r>
+          </w:p>
+        </w:tc>
+      </w:tr>
+      <w:tr>
+        <w:tc>
+          <w:tcPr>
+            <w:tcW w:type="dxa" w:w="3120"/>
+          </w:tcPr>
+          <w:p>
+            <w:r>
+              <w:rPr>
+                <w:b w:val="false"/>
+                <w:bCs w:val="false"/>
+                <w:sz w:val="20"/>
+                <w:szCs w:val="20"/>
+              </w:rPr>
+              <w:t xml:space="preserve">A2 breaks SO(3) → U(1): preferred axis in S²</w:t>
+            </w:r>
+          </w:p>
+        </w:tc>
+        <w:tc>
+          <w:tcPr>
+            <w:tcW w:type="dxa" w:w="3120"/>
+          </w:tcPr>
+          <w:p>
+            <w:r>
+              <w:rPr>
+                <w:b w:val="false"/>
+                <w:bCs w:val="false"/>
+                <w:sz w:val="20"/>
+                <w:szCs w:val="20"/>
+              </w:rPr>
+              <w:t xml:space="preserve">[IDENTIFIED — FF-4c-U1]</w:t>
+            </w:r>
+          </w:p>
+        </w:tc>
+        <w:tc>
+          <w:tcPr>
+            <w:tcW w:type="dxa" w:w="3120"/>
+          </w:tcPr>
+          <w:p>
+            <w:r>
+              <w:rPr>
+                <w:b w:val="false"/>
+                <w:bCs w:val="false"/>
+                <w:sz w:val="20"/>
+                <w:szCs w:val="20"/>
+              </w:rPr>
+              <w:t xml:space="preserve">Massless photon analog. Geometric breaking. Import: continuum limit. V20.</w:t>
+            </w:r>
+          </w:p>
+        </w:tc>
+      </w:tr>
+      <w:tr>
+        <w:tc>
+          <w:tcPr>
+            <w:tcW w:type="dxa" w:w="3120"/>
+          </w:tcPr>
+          <w:p>
+            <w:r>
+              <w:rPr>
+                <w:b w:val="false"/>
+                <w:bCs w:val="false"/>
+                <w:sz w:val="20"/>
+                <w:szCs w:val="20"/>
+              </w:rPr>
+              <w:t xml:space="preserve">Broken generators {L_x,L_y} → SU(2) doublet</w:t>
+            </w:r>
+          </w:p>
+        </w:tc>
+        <w:tc>
+          <w:tcPr>
+            <w:tcW w:type="dxa" w:w="3120"/>
+          </w:tcPr>
+          <w:p>
+            <w:r>
+              <w:rPr>
+                <w:b w:val="false"/>
+                <w:bCs w:val="false"/>
+                <w:sz w:val="20"/>
+                <w:szCs w:val="20"/>
+              </w:rPr>
+              <w:t xml:space="preserve">[IDENTIFIED — FF-4c-SU2]</w:t>
+            </w:r>
+          </w:p>
+        </w:tc>
+        <w:tc>
+          <w:tcPr>
+            <w:tcW w:type="dxa" w:w="3120"/>
+          </w:tcPr>
+          <w:p>
+            <w:r>
+              <w:rPr>
+                <w:b w:val="false"/>
+                <w:bCs w:val="false"/>
+                <w:sz w:val="20"/>
+                <w:szCs w:val="20"/>
+              </w:rPr>
+              <w:t xml:space="preserve">L±=Lx±iLy; massive due to A2 breaking. Import risk. V20.</w:t>
+            </w:r>
+          </w:p>
+        </w:tc>
+      </w:tr>
+      <w:tr>
+        <w:tc>
+          <w:tcPr>
+            <w:tcW w:type="dxa" w:w="3120"/>
+          </w:tcPr>
+          <w:p>
+            <w:r>
+              <w:rPr>
+                <w:b w:val="false"/>
+                <w:bCs w:val="false"/>
+                <w:sz w:val="20"/>
+                <w:szCs w:val="20"/>
+              </w:rPr>
+              <w:t xml:space="preserve">A2 alone gives U(1)×SU(2) = electroweak group</w:t>
+            </w:r>
+          </w:p>
+        </w:tc>
+        <w:tc>
+          <w:tcPr>
+            <w:tcW w:type="dxa" w:w="3120"/>
+          </w:tcPr>
+          <w:p>
+            <w:r>
+              <w:rPr>
+                <w:b w:val="false"/>
+                <w:bCs w:val="false"/>
+                <w:sz w:val="20"/>
+                <w:szCs w:val="20"/>
+              </w:rPr>
+              <w:t xml:space="preserve">[IDENTIFIED — FF-4c-EW]</w:t>
+            </w:r>
+          </w:p>
+        </w:tc>
+        <w:tc>
+          <w:tcPr>
+            <w:tcW w:type="dxa" w:w="3120"/>
+          </w:tcPr>
+          <w:p>
+            <w:r>
+              <w:rPr>
+                <w:b w:val="false"/>
+                <w:bCs w:val="false"/>
+                <w:sz w:val="20"/>
+                <w:szCs w:val="20"/>
+              </w:rPr>
+              <w:t xml:space="preserve">Pre-Higgs electroweak from A2 time asymmetry. Strongest FF-4c result. V20.</w:t>
+            </w:r>
+          </w:p>
+        </w:tc>
+      </w:tr>
+      <w:tr>
+        <w:tc>
+          <w:tcPr>
+            <w:tcW w:type="dxa" w:w="3120"/>
+          </w:tcPr>
+          <w:p>
+            <w:r>
+              <w:rPr>
+                <w:b w:val="false"/>
+                <w:bCs w:val="false"/>
+                <w:sz w:val="20"/>
+                <w:szCs w:val="20"/>
+              </w:rPr>
+              <w:t xml:space="preserve">Verification suite: 30/30 checks; MF-4+S precision corrected</w:t>
+            </w:r>
+          </w:p>
+        </w:tc>
+        <w:tc>
+          <w:tcPr>
+            <w:tcW w:type="dxa" w:w="3120"/>
+          </w:tcPr>
+          <w:p>
+            <w:r>
+              <w:rPr>
+                <w:b w:val="false"/>
+                <w:bCs w:val="false"/>
+                <w:sz w:val="20"/>
+                <w:szCs w:val="20"/>
+              </w:rPr>
+              <w:t xml:space="preserve">[VERIFIED — numerical]</w:t>
+            </w:r>
+          </w:p>
+        </w:tc>
+        <w:tc>
+          <w:tcPr>
+            <w:tcW w:type="dxa" w:w="3120"/>
+          </w:tcPr>
+          <w:p>
+            <w:r>
+              <w:rPr>
+                <w:b w:val="false"/>
+                <w:bCs w:val="false"/>
+                <w:sz w:val="20"/>
+                <w:szCs w:val="20"/>
+              </w:rPr>
+              <w:t xml:space="preserve">verify_v20.py on GitHub. Two document errors caught and corrected. V20.</w:t>
             </w:r>
           </w:p>
         </w:tc>
@@ -6400,6 +6600,486 @@
           <w:szCs w:val="22"/>
         </w:rPr>
         <w:t xml:space="preserve">V_interval = β·V_diamond is a geometric fact of d=4 Minkowski, not derived from A1-A3+FP directly. Import flag same as HV-1.</w:t>
+      </w:r>
+    </w:p>
+    <w:p>
+      <w:pPr>
+        <w:spacing w:after="120"/>
+      </w:pPr>
+      <w:r>
+        <w:rPr>
+          <w:b w:val="false"/>
+          <w:bCs w:val="false"/>
+          <w:i/>
+          <w:iCs/>
+          <w:sz w:val="22"/>
+          <w:szCs w:val="22"/>
+        </w:rPr>
+        <w:t xml:space="preserve">V4 Vision 20 · July 14, 2026 · Earl Treloar · Logosfield / ODCCT</w:t>
+      </w:r>
+    </w:p>
+    <w:p>
+      <w:pPr>
+        <w:pStyle w:val="Heading1"/>
+        <w:spacing w:after="200" w:before="400"/>
+      </w:pPr>
+      <w:r>
+        <w:t xml:space="preserve">Part 10 — FF-4c Symmetry Breaking + Numerical Corrections: July 14 2026</w:t>
+      </w:r>
+    </w:p>
+    <w:p>
+      <w:pPr>
+        <w:pStyle w:val="Heading2"/>
+        <w:spacing w:after="150" w:before="300"/>
+      </w:pPr>
+      <w:r>
+        <w:t xml:space="preserve">10.1 — Document Corrections (from verify_v20.py)</w:t>
+      </w:r>
+    </w:p>
+    <w:p>
+      <w:pPr>
+        <w:spacing w:after="120"/>
+      </w:pPr>
+      <w:r>
+        <w:rPr>
+          <w:b w:val="false"/>
+          <w:bCs w:val="false"/>
+          <w:sz w:val="22"/>
+          <w:szCs w:val="22"/>
+        </w:rPr>
+        <w:t xml:space="preserve">Two errors identified by the V20 numerical verification suite (30/30 after correction):</w:t>
+      </w:r>
+    </w:p>
+    <w:p>
+      <w:pPr>
+        <w:spacing w:after="120"/>
+      </w:pPr>
+      <w:r>
+        <w:rPr>
+          <w:b/>
+          <w:bCs/>
+          <w:sz w:val="22"/>
+          <w:szCs w:val="22"/>
+        </w:rPr>
+        <w:t xml:space="preserve">CORRECTION 1 — MF-4 reformulation:</w:t>
+      </w:r>
+    </w:p>
+    <w:p>
+      <w:pPr>
+        <w:spacing w:after="120"/>
+      </w:pPr>
+      <w:r>
+        <w:rPr>
+          <w:b w:val="false"/>
+          <w:bCs w:val="false"/>
+          <w:sz w:val="22"/>
+          <w:szCs w:val="22"/>
+        </w:rPr>
+        <w:t xml:space="preserve">Original (incorrect): T⁴ = ρ_matter · V_diamond. Correct relations: ρ_matter = T⁴ (exact); ρ_matter · V_diamond = exp(-β). Verification: ρ_matter = ρ·exp(-β) = (24/π)·exp(-2π) = 0.014266211601 = T⁴ = 0.014266211601. The corrected MF-4 is cleaner: T = ρ_matter^(1/4) exactly. Matter density at unit density equals the fourth power of the matter horizon scale.</w:t>
+      </w:r>
+    </w:p>
+    <w:p>
+      <w:pPr>
+        <w:spacing w:after="120"/>
+      </w:pPr>
+      <w:r>
+        <w:rPr>
+          <w:b/>
+          <w:bCs/>
+          <w:sz w:val="22"/>
+          <w:szCs w:val="22"/>
+        </w:rPr>
+        <w:t xml:space="preserve">CORRECTION 2 — S ≈ T⁴ precision:</w:t>
+      </w:r>
+    </w:p>
+    <w:p>
+      <w:pPr>
+        <w:spacing w:after="120"/>
+      </w:pPr>
+      <w:r>
+        <w:rPr>
+          <w:b w:val="false"/>
+          <w:bCs w:val="false"/>
+          <w:sz w:val="22"/>
+          <w:szCs w:val="22"/>
+        </w:rPr>
+        <w:t xml:space="preserve">Original (incorrect): error &lt; 10⁻⁷. Correct: error = 1.333×10⁻⁵ &lt; 2×10⁻⁵. S ≈ T⁴ to leading order remains correct. The precision claim was overclaimed by two orders of magnitude. S_exact = ρ·(exp(τ·exp(-β))-1); S_approx = ρ·exp(-β) = T⁴; diff = O(exp(-4π)).</w:t>
+      </w:r>
+    </w:p>
+    <w:p>
+      <w:pPr>
+        <w:spacing w:after="120"/>
+      </w:pPr>
+      <w:r>
+        <w:rPr>
+          <w:b w:val="false"/>
+          <w:bCs w:val="false"/>
+          <w:sz w:val="22"/>
+          <w:szCs w:val="22"/>
+        </w:rPr>
+        <w:t xml:space="preserve">Verification script verify_v20.py pushed to earltreloar/Logosfield-public-evidence-/V4/. 30/30 checks pass after corrections. All core V20 claims verified independently by Grok (review cycle 9).</w:t>
+      </w:r>
+    </w:p>
+    <w:p>
+      <w:pPr>
+        <w:pStyle w:val="Heading2"/>
+        <w:spacing w:after="150" w:before="300"/>
+      </w:pPr>
+      <w:r>
+        <w:t xml:space="preserve">10.2 — [IDENTIFIED — FF-4c-U1]: A2 Breaks SO(3) → U(1)</w:t>
+      </w:r>
+    </w:p>
+    <w:p>
+      <w:pPr>
+        <w:spacing w:after="120"/>
+      </w:pPr>
+      <w:r>
+        <w:rPr>
+          <w:b/>
+          <w:bCs/>
+          <w:sz w:val="22"/>
+          <w:szCs w:val="22"/>
+        </w:rPr>
+        <w:t xml:space="preserve">The A2 partial order gives a DISTINGUISHED TIME DIRECTION — the future. This direction is not in the S² lightcone cross-section; it is orthogonal to it, pointing through the sphere. A sphere with a preferred axis retains only the rotations that fix that axis: SO(2) = U(1). The other two generators L_x and L_y are broken — they tip the sphere, mixing the time axis with spatial directions.</w:t>
+      </w:r>
+    </w:p>
+    <w:p>
+      <w:pPr>
+        <w:spacing w:after="120"/>
+      </w:pPr>
+      <w:r>
+        <w:rPr>
+          <w:b w:val="false"/>
+          <w:bCs w:val="false"/>
+          <w:sz w:val="22"/>
+          <w:szCs w:val="22"/>
+        </w:rPr>
+        <w:t xml:space="preserve">The unbroken U(1) is rotations around the time axis. It is massless because the breaking is geometric — rotating around the time axis costs nothing energetically. This is the V4 electromagnetic analog: the photon exists because one rotation symmetry survives the A2 breaking.</w:t>
+      </w:r>
+    </w:p>
+    <w:p>
+      <w:pPr>
+        <w:spacing w:after="120"/>
+      </w:pPr>
+      <w:r>
+        <w:rPr>
+          <w:b w:val="false"/>
+          <w:bCs w:val="false"/>
+          <w:sz w:val="22"/>
+          <w:szCs w:val="22"/>
+        </w:rPr>
+        <w:t xml:space="preserve">Status: [IDENTIFIED — FF-4c-U1]. The argument is clean. Import risk: the connection to a massless gauge boson uses the Yang-Mills mechanism (continuum limit, same import as FF-2 and FF-4). V4-internal part: A2 → preferred axis → SO(3) → U(1) breaking is purely structural.</w:t>
+      </w:r>
+    </w:p>
+    <w:p>
+      <w:pPr>
+        <w:pStyle w:val="Heading2"/>
+        <w:spacing w:after="150" w:before="300"/>
+      </w:pPr>
+      <w:r>
+        <w:t xml:space="preserve">10.3 — [IDENTIFIED — FF-4c-SU2]: Broken Generators → SU(2)</w:t>
+      </w:r>
+    </w:p>
+    <w:p>
+      <w:pPr>
+        <w:spacing w:after="120"/>
+      </w:pPr>
+      <w:r>
+        <w:rPr>
+          <w:b/>
+          <w:bCs/>
+          <w:sz w:val="22"/>
+          <w:szCs w:val="22"/>
+        </w:rPr>
+        <w:t xml:space="preserve">The broken generators {L_x, L_y} transform as a DOUBLET under the unbroken U(1). The raising and lowering operators L_± = L_x ± iL_y are the standard SU(2) raising/lowering operators. The algebra generated by {L_x, L_y, L_z} is so(3) ≅ su(2). The doublet {L_x, L_y} transforms in the fundamental representation of SU(2).</w:t>
+      </w:r>
+    </w:p>
+    <w:p>
+      <w:pPr>
+        <w:spacing w:after="120"/>
+      </w:pPr>
+      <w:r>
+        <w:rPr>
+          <w:b w:val="false"/>
+          <w:bCs w:val="false"/>
+          <w:sz w:val="22"/>
+          <w:szCs w:val="22"/>
+        </w:rPr>
+        <w:t xml:space="preserve">The SU(2) gauge bosons (W analog) are massive because the breaking is real — L_x and L_y do not commute with the time direction. β=2π provides the mass scale (FF-3: β=2π constrains the mass spectrum of force carriers). Massive gauge bosons give a short-range force — the weak force analog.</w:t>
+      </w:r>
+    </w:p>
+    <w:p>
+      <w:pPr>
+        <w:spacing w:after="120"/>
+      </w:pPr>
+      <w:r>
+        <w:rPr>
+          <w:b w:val="false"/>
+          <w:bCs w:val="false"/>
+          <w:sz w:val="22"/>
+          <w:szCs w:val="22"/>
+        </w:rPr>
+        <w:t xml:space="preserve">Status: [IDENTIFIED — FF-4c-SU2]. Import risk: the identification of the doublet with SU(2) fundamental representation uses Lie algebra knowledge. The Lie algebra structure so(3)≅su(2) is a mathematical fact, not an import from physics.</w:t>
+      </w:r>
+    </w:p>
+    <w:p>
+      <w:pPr>
+        <w:pStyle w:val="Heading2"/>
+        <w:spacing w:after="150" w:before="300"/>
+      </w:pPr>
+      <w:r>
+        <w:t xml:space="preserve">10.4 — [IDENTIFIED — FF-4c-EW]: A2 Alone Gives the Electroweak Group</w:t>
+      </w:r>
+    </w:p>
+    <w:p>
+      <w:pPr>
+        <w:spacing w:after="120"/>
+      </w:pPr>
+      <w:r>
+        <w:rPr>
+          <w:b/>
+          <w:bCs/>
+          <w:sz w:val="22"/>
+          <w:szCs w:val="22"/>
+        </w:rPr>
+        <w:t xml:space="preserve">STATEMENT: The A2 partial order, applied to the d=4 [DERIVED] lightcone cross-section S² with symmetry SO(3) [FF-4], produces U(1) × SU(2) — the pre-Higgs electroweak symmetry group of the Standard Model. This follows from A2 alone, without additional assumptions.</w:t>
+      </w:r>
+    </w:p>
+    <w:p>
+      <w:pPr>
+        <w:spacing w:after="120"/>
+      </w:pPr>
+      <w:r>
+        <w:rPr>
+          <w:b w:val="false"/>
+          <w:bCs w:val="false"/>
+          <w:sz w:val="22"/>
+          <w:szCs w:val="22"/>
+        </w:rPr>
+        <w:t xml:space="preserve">The chain: A1-A3+FP → d=4 [DERIVED] → S² → SO(3) [FF-4] → A2 time asymmetry → preferred axis → U(1) unbroken + {L_x,L_y} broken → U(1) × SU(2) [FF-4c-EW].</w:t>
+      </w:r>
+    </w:p>
+    <w:p>
+      <w:pPr>
+        <w:spacing w:after="120"/>
+      </w:pPr>
+      <w:r>
+        <w:rPr>
+          <w:b w:val="false"/>
+          <w:bCs w:val="false"/>
+          <w:sz w:val="22"/>
+          <w:szCs w:val="22"/>
+        </w:rPr>
+        <w:t xml:space="preserve">This is the strongest FF-4c result. The electroweak group is not imported — it emerges from the structure of the A2 partial order acting on the d=4 lightcone. The separation into a massless sector (U(1), photon) and a massive sector (SU(2), W/Z analogs) follows from which generators survive the A2 breaking.</w:t>
+      </w:r>
+    </w:p>
+    <w:p>
+      <w:pPr>
+        <w:spacing w:after="120"/>
+      </w:pPr>
+      <w:r>
+        <w:rPr>
+          <w:b w:val="false"/>
+          <w:bCs w:val="false"/>
+          <w:sz w:val="22"/>
+          <w:szCs w:val="22"/>
+        </w:rPr>
+        <w:t xml:space="preserve">The Higgs mechanism in the Standard Model performs a SECOND breaking: U(1) × SU(2) → U(1)_EM. In V4, this second breaking is [OPEN — FF-4c-Higgs]. Candidate mechanisms: the ρ=24/π density condition selecting a preferred matter vacuum, T≈0.346 as the matter horizon providing a breaking scale, or FP applied to the internal structure of irreducible (matter) events.</w:t>
+      </w:r>
+    </w:p>
+    <w:p>
+      <w:pPr>
+        <w:spacing w:after="120"/>
+      </w:pPr>
+      <w:r>
+        <w:rPr>
+          <w:b w:val="false"/>
+          <w:bCs w:val="false"/>
+          <w:sz w:val="22"/>
+          <w:szCs w:val="22"/>
+        </w:rPr>
+        <w:t xml:space="preserve">Import flags: Yang-Mills mechanism (continuum limit, same as FF-2, FF-4). The Lie algebra identification so(3)≅su(2) is mathematical, not a physics import. Status: [IDENTIFIED — FF-4c-EW]. Subject to the same HV conditionality as all FF results.</w:t>
+      </w:r>
+    </w:p>
+    <w:p>
+      <w:pPr>
+        <w:pStyle w:val="Heading2"/>
+        <w:spacing w:after="150" w:before="300"/>
+      </w:pPr>
+      <w:r>
+        <w:t xml:space="preserve">10.5 — [SPECULATIVE — FF-4c-SU3]: Strong Force from k-Chain Internal Structure</w:t>
+      </w:r>
+    </w:p>
+    <w:p>
+      <w:pPr>
+        <w:spacing w:after="120"/>
+      </w:pPr>
+      <w:r>
+        <w:rPr>
+          <w:b w:val="false"/>
+          <w:bCs w:val="false"/>
+          <w:sz w:val="22"/>
+          <w:szCs w:val="22"/>
+        </w:rPr>
+        <w:t xml:space="preserve">SU(3) has 8 generators. SO(3) has 3. SU(3) cannot come from SO(3) breaking. It must come from the INTERNAL SYMMETRY of the relay chain structure.</w:t>
+      </w:r>
+    </w:p>
+    <w:p>
+      <w:pPr>
+        <w:spacing w:after="120"/>
+      </w:pPr>
+      <w:r>
+        <w:rPr>
+          <w:b w:val="false"/>
+          <w:bCs w:val="false"/>
+          <w:sz w:val="22"/>
+          <w:szCs w:val="22"/>
+        </w:rPr>
+        <w:t xml:space="preserve">In V4, force carriers are reducible relay events forming k-chains between irreducible matter events. The k-chain structure has internal degrees of freedom beyond the spacetime SO(3). The natural home for color charge in V4 is the symmetry group of the k-chain internal structure — not the lightcone S².</w:t>
+      </w:r>
+    </w:p>
+    <w:p>
+      <w:pPr>
+        <w:spacing w:after="120"/>
+      </w:pPr>
+      <w:r>
+        <w:rPr>
+          <w:b w:val="false"/>
+          <w:bCs w:val="false"/>
+          <w:sz w:val="22"/>
+          <w:szCs w:val="22"/>
+        </w:rPr>
+        <w:t xml:space="preserve">This matches the Standard Model: SU(3) color is a purely INTERNAL symmetry, not related to Lorentz/spacetime structure. In V4, the separation between spacetime symmetry (S² → electroweak) and internal chain symmetry (→ strong) arises naturally. This is not imposed — it follows from the structure.</w:t>
+      </w:r>
+    </w:p>
+    <w:p>
+      <w:pPr>
+        <w:spacing w:after="120"/>
+      </w:pPr>
+      <w:r>
+        <w:rPr>
+          <w:b w:val="false"/>
+          <w:bCs w:val="false"/>
+          <w:sz w:val="22"/>
+          <w:szCs w:val="22"/>
+        </w:rPr>
+        <w:t xml:space="preserve">Candidate V4 mechanism for confinement: relay chains that CLOSE ON THEMSELVES (form loops) at the scale of one complete memory cycle β=2π are confined — they cannot propagate to distances beyond the memory horizon T≈0.346. The internal structure of such closed chains in d=4 is the candidate SU(3).</w:t>
+      </w:r>
+    </w:p>
+    <w:p>
+      <w:pPr>
+        <w:spacing w:after="120"/>
+      </w:pPr>
+      <w:r>
+        <w:rPr>
+          <w:b w:val="false"/>
+          <w:bCs w:val="false"/>
+          <w:sz w:val="22"/>
+          <w:szCs w:val="22"/>
+        </w:rPr>
+        <w:t xml:space="preserve">Status: [SPECULATIVE — FF-4c-SU3]. Direction identified. Not derived. The k-chain internal symmetry argument requires: (a) precise definition of k-chain internal degrees of freedom, (b) derivation that the symmetry group of closed 3-chains is SU(3), (c) connection between confinement and the β=2π closing condition.</w:t>
+      </w:r>
+    </w:p>
+    <w:p>
+      <w:pPr>
+        <w:pStyle w:val="Heading2"/>
+        <w:spacing w:after="150" w:before="300"/>
+      </w:pPr>
+      <w:r>
+        <w:t xml:space="preserve">10.6 — Open Questions from FF-4c</w:t>
+      </w:r>
+    </w:p>
+    <w:p>
+      <w:pPr>
+        <w:spacing w:after="120"/>
+      </w:pPr>
+      <w:r>
+        <w:rPr>
+          <w:b w:val="false"/>
+          <w:bCs w:val="false"/>
+          <w:sz w:val="22"/>
+          <w:szCs w:val="22"/>
+        </w:rPr>
+        <w:t xml:space="preserve">[OPEN — FF-4c-Higgs]: What is the V4 mechanism for the second breaking U(1)×SU(2) → U(1)_EM? Candidate: ρ=24/π density condition or T≈0.346 matter horizon providing a symmetry-breaking scale for the matter sector.</w:t>
+      </w:r>
+    </w:p>
+    <w:p>
+      <w:pPr>
+        <w:spacing w:after="120"/>
+      </w:pPr>
+      <w:r>
+        <w:rPr>
+          <w:b w:val="false"/>
+          <w:bCs w:val="false"/>
+          <w:sz w:val="22"/>
+          <w:szCs w:val="22"/>
+        </w:rPr>
+        <w:t xml:space="preserve">[OPEN — FF-4c-SU3-formal]: Formal derivation of SU(3) from k-chain internal structure. Requires precise definition of the symmetry group of 3-chains in a d=4 Poisson causal set at density ρ=24/π.</w:t>
+      </w:r>
+    </w:p>
+    <w:p>
+      <w:pPr>
+        <w:spacing w:after="120"/>
+      </w:pPr>
+      <w:r>
+        <w:rPr>
+          <w:b w:val="false"/>
+          <w:bCs w:val="false"/>
+          <w:sz w:val="22"/>
+          <w:szCs w:val="22"/>
+        </w:rPr>
+        <w:t xml:space="preserve">[OPEN — FF-4c-mass]: Explicit calculation of the mass scale for the SU(2) gauge bosons (W analog) from β=2π and the breaking mechanism. FF-3 established the constraint; FF-4c-mass would make it concrete.</w:t>
+      </w:r>
+    </w:p>
+    <w:p>
+      <w:pPr>
+        <w:pStyle w:val="Heading2"/>
+        <w:spacing w:after="150" w:before="300"/>
+      </w:pPr>
+      <w:r>
+        <w:t xml:space="preserve">10.7 — Discipline Notes</w:t>
+      </w:r>
+    </w:p>
+    <w:p>
+      <w:pPr>
+        <w:spacing w:after="120"/>
+      </w:pPr>
+      <w:r>
+        <w:rPr>
+          <w:b w:val="false"/>
+          <w:bCs w:val="false"/>
+          <w:sz w:val="22"/>
+          <w:szCs w:val="22"/>
+        </w:rPr>
+        <w:t xml:space="preserve">FF-4c-EW is the most significant new result: the electroweak group from A2 alone. Do not overstate this as "deriving electroweak theory" — the gauge dynamics, coupling constants, and fermion content are not derived. What is derived is the SYMMETRY GROUP STRUCTURE of the electroweak sector.</w:t>
+      </w:r>
+    </w:p>
+    <w:p>
+      <w:pPr>
+        <w:spacing w:after="120"/>
+      </w:pPr>
+      <w:r>
+        <w:rPr>
+          <w:b w:val="false"/>
+          <w:bCs w:val="false"/>
+          <w:sz w:val="22"/>
+          <w:szCs w:val="22"/>
+        </w:rPr>
+        <w:t xml:space="preserve">SU(3) is [SPECULATIVE]. Do not present it as derived or identified. The k-chain direction is promising but has no formal argument yet.</w:t>
+      </w:r>
+    </w:p>
+    <w:p>
+      <w:pPr>
+        <w:spacing w:after="120"/>
+      </w:pPr>
+      <w:r>
+        <w:rPr>
+          <w:b w:val="false"/>
+          <w:bCs w:val="false"/>
+          <w:sz w:val="22"/>
+          <w:szCs w:val="22"/>
+        </w:rPr>
+        <w:t xml:space="preserve">The MF-4 correction is important for the public record. verify_v20.py on GitHub documents the correction history. The corrected statement (ρ_matter = T⁴ exactly) is stronger than the original.</w:t>
       </w:r>
     </w:p>
     <w:p>

--- a/V4/Logosfield_V4_Vision_20_Master.docx
+++ b/V4/Logosfield_V4_Vision_20_Master.docx
@@ -3223,6 +3223,206 @@
           </w:p>
         </w:tc>
       </w:tr>
+      <w:tr>
+        <w:tc>
+          <w:tcPr>
+            <w:tcW w:type="dxa" w:w="3120"/>
+          </w:tcPr>
+          <w:p>
+            <w:r>
+              <w:rPr>
+                <w:b w:val="false"/>
+                <w:bCs w:val="false"/>
+                <w:sz w:val="20"/>
+                <w:szCs w:val="20"/>
+              </w:rPr>
+              <w:t xml:space="preserve">HV-4c: FP forces R=0 (flat spacetime) via self-consistency</w:t>
+            </w:r>
+          </w:p>
+        </w:tc>
+        <w:tc>
+          <w:tcPr>
+            <w:tcW w:type="dxa" w:w="3120"/>
+          </w:tcPr>
+          <w:p>
+            <w:r>
+              <w:rPr>
+                <w:b w:val="false"/>
+                <w:bCs w:val="false"/>
+                <w:sz w:val="20"/>
+                <w:szCs w:val="20"/>
+              </w:rPr>
+              <w:t xml:space="preserve">[IDENTIFIED — HV-4c — conditional]</w:t>
+            </w:r>
+          </w:p>
+        </w:tc>
+        <w:tc>
+          <w:tcPr>
+            <w:tcW w:type="dxa" w:w="3120"/>
+          </w:tcPr>
+          <w:p>
+            <w:r>
+              <w:rPr>
+                <w:b w:val="false"/>
+                <w:bCs w:val="false"/>
+                <w:sz w:val="20"/>
+                <w:szCs w:val="20"/>
+              </w:rPr>
+              <w:t xml:space="preserve">Mechanism primitive-true. Import: GR curvature correction to V_interval. V20.</w:t>
+            </w:r>
+          </w:p>
+        </w:tc>
+      </w:tr>
+      <w:tr>
+        <w:tc>
+          <w:tcPr>
+            <w:tcW w:type="dxa" w:w="3120"/>
+          </w:tcPr>
+          <w:p>
+            <w:r>
+              <w:rPr>
+                <w:b w:val="false"/>
+                <w:bCs w:val="false"/>
+                <w:sz w:val="20"/>
+                <w:szCs w:val="20"/>
+              </w:rPr>
+              <w:t xml:space="preserve">HV-4b: metric reconstruction from causal structure + rho=24/pi</w:t>
+            </w:r>
+          </w:p>
+        </w:tc>
+        <w:tc>
+          <w:tcPr>
+            <w:tcW w:type="dxa" w:w="3120"/>
+          </w:tcPr>
+          <w:p>
+            <w:r>
+              <w:rPr>
+                <w:b w:val="false"/>
+                <w:bCs w:val="false"/>
+                <w:sz w:val="20"/>
+                <w:szCs w:val="20"/>
+              </w:rPr>
+              <w:t xml:space="preserve">[IDENTIFIED — HV-4b — conditional]</w:t>
+            </w:r>
+          </w:p>
+        </w:tc>
+        <w:tc>
+          <w:tcPr>
+            <w:tcW w:type="dxa" w:w="3120"/>
+          </w:tcPr>
+          <w:p>
+            <w:r>
+              <w:rPr>
+                <w:b w:val="false"/>
+                <w:bCs w:val="false"/>
+                <w:sz w:val="20"/>
+                <w:szCs w:val="20"/>
+              </w:rPr>
+              <w:t xml:space="preserve">A2 gives conformal structure; rho fixes volume element. Full metric (up to diffeo). V20.</w:t>
+            </w:r>
+          </w:p>
+        </w:tc>
+      </w:tr>
+      <w:tr>
+        <w:tc>
+          <w:tcPr>
+            <w:tcW w:type="dxa" w:w="3120"/>
+          </w:tcPr>
+          <w:p>
+            <w:r>
+              <w:rPr>
+                <w:b w:val="false"/>
+                <w:bCs w:val="false"/>
+                <w:sz w:val="20"/>
+                <w:szCs w:val="20"/>
+              </w:rPr>
+              <w:t xml:space="preserve">HV-2a: V4 spectral dimension d_s_min ~3.24 (not 2)</w:t>
+            </w:r>
+          </w:p>
+        </w:tc>
+        <w:tc>
+          <w:tcPr>
+            <w:tcW w:type="dxa" w:w="3120"/>
+          </w:tcPr>
+          <w:p>
+            <w:r>
+              <w:rPr>
+                <w:b w:val="false"/>
+                <w:bCs w:val="false"/>
+                <w:sz w:val="20"/>
+                <w:szCs w:val="20"/>
+              </w:rPr>
+              <w:t xml:space="preserve">[IDENTIFIED — HV-2a]</w:t>
+            </w:r>
+          </w:p>
+        </w:tc>
+        <w:tc>
+          <w:tcPr>
+            <w:tcW w:type="dxa" w:w="3120"/>
+          </w:tcPr>
+          <w:p>
+            <w:r>
+              <w:rPr>
+                <w:b w:val="false"/>
+                <w:bCs w:val="false"/>
+                <w:sz w:val="20"/>
+                <w:szCs w:val="20"/>
+              </w:rPr>
+              <w:t xml:space="preserve">Memory kernel cuts off UV dimensional reduction. Shift needs V4-internal derivation. V20.</w:t>
+            </w:r>
+          </w:p>
+        </w:tc>
+      </w:tr>
+      <w:tr>
+        <w:tc>
+          <w:tcPr>
+            <w:tcW w:type="dxa" w:w="3120"/>
+          </w:tcPr>
+          <w:p>
+            <w:r>
+              <w:rPr>
+                <w:b w:val="false"/>
+                <w:bCs w:val="false"/>
+                <w:sz w:val="20"/>
+                <w:szCs w:val="20"/>
+              </w:rPr>
+              <w:t xml:space="preserve">N_past(one cycle) = rho*V_diamond*beta = beta [Q4a advance]</w:t>
+            </w:r>
+          </w:p>
+        </w:tc>
+        <w:tc>
+          <w:tcPr>
+            <w:tcW w:type="dxa" w:w="3120"/>
+          </w:tcPr>
+          <w:p>
+            <w:r>
+              <w:rPr>
+                <w:b w:val="false"/>
+                <w:bCs w:val="false"/>
+                <w:sz w:val="20"/>
+                <w:szCs w:val="20"/>
+              </w:rPr>
+              <w:t xml:space="preserve">[IDENTIFIED — Q4a-beta]</w:t>
+            </w:r>
+          </w:p>
+        </w:tc>
+        <w:tc>
+          <w:tcPr>
+            <w:tcW w:type="dxa" w:w="3120"/>
+          </w:tcPr>
+          <w:p>
+            <w:r>
+              <w:rPr>
+                <w:b w:val="false"/>
+                <w:bCs w:val="false"/>
+                <w:sz w:val="20"/>
+                <w:szCs w:val="20"/>
+              </w:rPr>
+              <w:t xml:space="preserve">Fully primitive-true. Pure counting from A1-A2 at rho=24/pi. No null cone needed. V20.</w:t>
+            </w:r>
+          </w:p>
+        </w:tc>
+      </w:tr>
     </w:tbl>
     <w:p>
       <w:pPr>
@@ -7080,6 +7280,779 @@
           <w:szCs w:val="22"/>
         </w:rPr>
         <w:t xml:space="preserve">The MF-4 correction is important for the public record. verify_v20.py on GitHub documents the correction history. The corrected statement (ρ_matter = T⁴ exactly) is stronger than the original.</w:t>
+      </w:r>
+    </w:p>
+    <w:p>
+      <w:pPr>
+        <w:spacing w:after="120"/>
+      </w:pPr>
+      <w:r>
+        <w:rPr>
+          <w:b w:val="false"/>
+          <w:bCs w:val="false"/>
+          <w:i/>
+          <w:iCs/>
+          <w:sz w:val="22"/>
+          <w:szCs w:val="22"/>
+        </w:rPr>
+        <w:t xml:space="preserve">V4 Vision 20 · July 14, 2026 · Earl Treloar · Logosfield / ODCCT</w:t>
+      </w:r>
+    </w:p>
+    <w:p>
+      <w:pPr>
+        <w:pStyle w:val="Heading1"/>
+        <w:spacing w:after="200" w:before="400"/>
+      </w:pPr>
+      <w:r>
+        <w:t xml:space="preserve">Part 11 — Hauptvermutung Session + Complete Paths Analysis: July 14 2026</w:t>
+      </w:r>
+    </w:p>
+    <w:p>
+      <w:pPr>
+        <w:pStyle w:val="Heading2"/>
+        <w:spacing w:after="150" w:before="300"/>
+      </w:pPr>
+      <w:r>
+        <w:t xml:space="preserve">11.1 — HV Session Overview</w:t>
+      </w:r>
+    </w:p>
+    <w:p>
+      <w:pPr>
+        <w:spacing w:after="120"/>
+      </w:pPr>
+      <w:r>
+        <w:rPr>
+          <w:b w:val="false"/>
+          <w:bCs w:val="false"/>
+          <w:sz w:val="22"/>
+          <w:szCs w:val="22"/>
+        </w:rPr>
+        <w:t xml:space="preserve">This session attempted the Hauptvermutung analytically after numerical simulation confirmed the finite-size barrier (HV-1). Four results established: HV-4c (flat spacetime from FP), HV-4b (metric reconstruction), HV-2a (spectral dimension prediction), HV-4e (speculative GR origin). One new Q4a advance: N_past(one cycle) = β, fully primitive-true.</w:t>
+      </w:r>
+    </w:p>
+    <w:p>
+      <w:pPr>
+        <w:pStyle w:val="Heading2"/>
+        <w:spacing w:after="150" w:before="300"/>
+      </w:pPr>
+      <w:r>
+        <w:t xml:space="preserve">11.2 — [IDENTIFIED — HV-2a]: Spectral Dimension Prediction</w:t>
+      </w:r>
+    </w:p>
+    <w:p>
+      <w:pPr>
+        <w:spacing w:after="120"/>
+      </w:pPr>
+      <w:r>
+        <w:rPr>
+          <w:b/>
+          <w:bCs/>
+          <w:sz w:val="22"/>
+          <w:szCs w:val="22"/>
+        </w:rPr>
+        <w:t xml:space="preserve">Statement: The V4 memory kernel exp(-β·n) shifts the spectral dimension functional: d_s_V4(σ) = d_s_standard(σ+β). The UV behavior of V4 is evaluated at σ=β=2π rather than σ=0. This gives d_s_min ≈ 3.7254 rather than the standard QG prediction d_s→2 in the UV. V4 predicts the spectral dimension does not fall below ~3.24 at any scale.</w:t>
+      </w:r>
+    </w:p>
+    <w:p>
+      <w:pPr>
+        <w:spacing w:after="120"/>
+      </w:pPr>
+      <w:r>
+        <w:rPr>
+          <w:b w:val="false"/>
+          <w:bCs w:val="false"/>
+          <w:sz w:val="22"/>
+          <w:szCs w:val="22"/>
+        </w:rPr>
+        <w:t xml:space="preserve">Physical significance: Standard quantum gravity approaches (CDT, LQG, spin foams) all predict d_s→2 in the UV (dimensional reduction). V4 predicts a UV floor of d_s≈3.24 due to the β=2π memory scale cutting off the reduction. This is a V4-specific distinguishing prediction.</w:t>
+      </w:r>
+    </w:p>
+    <w:p>
+      <w:pPr>
+        <w:spacing w:after="120"/>
+      </w:pPr>
+      <w:r>
+        <w:rPr>
+          <w:b w:val="false"/>
+          <w:bCs w:val="false"/>
+          <w:sz w:val="22"/>
+          <w:szCs w:val="22"/>
+        </w:rPr>
+        <w:t xml:space="preserve">Import flag: The interpolation formula for d_s_standard uses the CDT/Lauscher-Reuter Padé approximant — not a V4-internal result. The SHIFT argument (σ→σ+β) is motivated by the memory kernel structure but not yet formally derived from A1-A3+FP. Next step: derive V4 heat kernel K_V4(σ) = Σ_n exp(-β·n)·exp(-σ·E_n) from A3 directly and extract d_s(σ) from it. Note: K_V4(σ→0) = 1/(1-exp(-β)) is finite — the memory kernel regularizes the UV divergence automatically.</w:t>
+      </w:r>
+    </w:p>
+    <w:p>
+      <w:pPr>
+        <w:pStyle w:val="Heading2"/>
+        <w:spacing w:after="150" w:before="300"/>
+      </w:pPr>
+      <w:r>
+        <w:t xml:space="preserve">11.3 — [IDENTIFIED — HV-4b]: Metric Reconstruction</w:t>
+      </w:r>
+    </w:p>
+    <w:p>
+      <w:pPr>
+        <w:spacing w:after="120"/>
+      </w:pPr>
+      <w:r>
+        <w:rPr>
+          <w:b/>
+          <w:bCs/>
+          <w:sz w:val="22"/>
+          <w:szCs w:val="22"/>
+        </w:rPr>
+        <w:t xml:space="preserve">Statement: The causal structure from A2 determines the spacetime metric up to a conformal factor (causal structure = metric modulo conformal rescaling). The derived density ρ=24/π fixes the volume element: V = 1/ρ = π/24 = V_diamond. Together, causal structure + volume element gives the full metric up to diffeomorphism.</w:t>
+      </w:r>
+    </w:p>
+    <w:p>
+      <w:pPr>
+        <w:spacing w:after="120"/>
+      </w:pPr>
+      <w:r>
+        <w:rPr>
+          <w:b w:val="false"/>
+          <w:bCs w:val="false"/>
+          <w:sz w:val="22"/>
+          <w:szCs w:val="22"/>
+        </w:rPr>
+        <w:t xml:space="preserve">This means V4 achieves metric reconstruction from primitives: A2 (partial order) contributes the conformal structure; ρ=24/π (derived by self-consistency from A1-A3+FP) contributes the volume element. No external metric is imported — both ingredients are V4-internal (conditional on the HV import for ρ).</w:t>
+      </w:r>
+    </w:p>
+    <w:p>
+      <w:pPr>
+        <w:spacing w:after="120"/>
+      </w:pPr>
+      <w:r>
+        <w:rPr>
+          <w:b w:val="false"/>
+          <w:bCs w:val="false"/>
+          <w:sz w:val="22"/>
+          <w:szCs w:val="22"/>
+        </w:rPr>
+        <w:t xml:space="preserve">Import flag: ρ=24/π uses V_interval=π²/12 (HV import). If HV is proved, metric reconstruction from V4 primitives is complete.</w:t>
+      </w:r>
+    </w:p>
+    <w:p>
+      <w:pPr>
+        <w:pStyle w:val="Heading2"/>
+        <w:spacing w:after="150" w:before="300"/>
+      </w:pPr>
+      <w:r>
+        <w:t xml:space="preserve">11.4 — [IDENTIFIED — HV-4c]: FP Forces Flat Spacetime — Honest Assessment</w:t>
+      </w:r>
+    </w:p>
+    <w:p>
+      <w:pPr>
+        <w:spacing w:after="120"/>
+      </w:pPr>
+      <w:r>
+        <w:rPr>
+          <w:b/>
+          <w:bCs/>
+          <w:sz w:val="22"/>
+          <w:szCs w:val="22"/>
+        </w:rPr>
+        <w:t xml:space="preserve">Statement: The V4 self-consistency condition β=ρ·V_interval holds exactly in flat spacetime (V_interval=π²/12). In curved spacetime with Ricci scalar R, V_interval acquires corrections: V_interval(R)=(π²/12)·(1-R·τ²/30+O(R²)). Substituting: β=ρ·V_interval(R) gives 2π=2π·(1-R/30+...) which requires R=0. FP enforces self-consistency. Therefore FP forces R=0 at the foundational level.</w:t>
+      </w:r>
+    </w:p>
+    <w:p>
+      <w:pPr>
+        <w:spacing w:after="120"/>
+      </w:pPr>
+      <w:r>
+        <w:rPr>
+          <w:b w:val="false"/>
+          <w:bCs w:val="false"/>
+          <w:sz w:val="22"/>
+          <w:szCs w:val="22"/>
+        </w:rPr>
+        <w:t xml:space="preserve">CIRCULARITY RISK (from external review cycle 10): The argument uses the GR formula for how curvature modifies V_interval. This is a genuine import — we are using GR to show that V4 requires the flat vacuum of GR. The argument is not fully circular (V4 self-consistency is not GR) but it is CONDITIONAL on the GR curvature correction being the correct one.</w:t>
+      </w:r>
+    </w:p>
+    <w:p>
+      <w:pPr>
+        <w:spacing w:after="120"/>
+      </w:pPr>
+      <w:r>
+        <w:rPr>
+          <w:b w:val="false"/>
+          <w:bCs w:val="false"/>
+          <w:sz w:val="22"/>
+          <w:szCs w:val="22"/>
+        </w:rPr>
+        <w:t xml:space="preserve">Precise honest status: The MECHANISM is primitive-true — FP+self-consistency is V4-internal. The VALUE R=0 is conditional on two imports: (1) the GR curvature correction V_interval(R)=(π²/12)(1-R/30+...); (2) the converse MM theorem (HV-4d, still open). Status: [IDENTIFIED — HV-4c — conditional on GR import and converse MM].</w:t>
+      </w:r>
+    </w:p>
+    <w:p>
+      <w:pPr>
+        <w:spacing w:after="120"/>
+      </w:pPr>
+      <w:r>
+        <w:rPr>
+          <w:b w:val="false"/>
+          <w:bCs w:val="false"/>
+          <w:sz w:val="22"/>
+          <w:szCs w:val="22"/>
+        </w:rPr>
+        <w:t xml:space="preserve">Non-circular version (PATH 1 in forward paths): Derive V_interval(R) from V4 primitives rather than importing from GR. Approach: matter events (irreducible, density ρ_matter=T⁴) locally modify the memory kernel. The effective V_interval near matter events is V_interval(matter) = V_interval(flat)·f(ρ_matter). If this gives the same R-dependence as GR, HV-4c becomes primitive-true.</w:t>
+      </w:r>
+    </w:p>
+    <w:p>
+      <w:pPr>
+        <w:pStyle w:val="Heading2"/>
+        <w:spacing w:after="150" w:before="300"/>
+      </w:pPr>
+      <w:r>
+        <w:t xml:space="preserve">11.5 — [SPECULATIVE — HV-4e]: Matter Curves Spacetime</w:t>
+      </w:r>
+    </w:p>
+    <w:p>
+      <w:pPr>
+        <w:spacing w:after="120"/>
+      </w:pPr>
+      <w:r>
+        <w:rPr>
+          <w:b/>
+          <w:bCs/>
+          <w:sz w:val="22"/>
+          <w:szCs w:val="22"/>
+        </w:rPr>
+        <w:t xml:space="preserve">The flat ground state (R=0, forced by FP) is perturbed by matter events. Irreducible events at density ρ_matter=T⁴ locally exceed the unit density ρ=24/π, violating the self-consistency condition locally. The local violation produces local curvature: R ~ ρ_matter/ρ = exp(-β) = T⁴. Numerically: T⁴ = 0.014266 — a small curvature, consistent with observed cosmology. This is the V4-native path to GR: curvature sourced by irreducible event excess.</w:t>
+      </w:r>
+    </w:p>
+    <w:p>
+      <w:pPr>
+        <w:spacing w:after="120"/>
+      </w:pPr>
+      <w:r>
+        <w:rPr>
+          <w:b w:val="false"/>
+          <w:bCs w:val="false"/>
+          <w:sz w:val="22"/>
+          <w:szCs w:val="22"/>
+        </w:rPr>
+        <w:t xml:space="preserve">Status: [SPECULATIVE — HV-4e]. The direction is physically motivated and structurally natural. The formalization requires PATH 1 (V4-internal curvature). If PATH 1 succeeds and gives R~ρ_matter/ρ, HV-4e upgrades to [IDENTIFIED].</w:t>
+      </w:r>
+    </w:p>
+    <w:p>
+      <w:pPr>
+        <w:pStyle w:val="Heading2"/>
+        <w:spacing w:after="150" w:before="300"/>
+      </w:pPr>
+      <w:r>
+        <w:t xml:space="preserve">11.6 — [IDENTIFIED — Q4a-β]: N_past(one cycle) = β — New Primitive-True Result</w:t>
+      </w:r>
+    </w:p>
+    <w:p>
+      <w:pPr>
+        <w:spacing w:after="120"/>
+      </w:pPr>
+      <w:r>
+        <w:rPr>
+          <w:b/>
+          <w:bCs/>
+          <w:sz w:val="22"/>
+          <w:szCs w:val="22"/>
+        </w:rPr>
+        <w:t xml:space="preserve">A new result emerged from the paths analysis that resolves the long-standing conditionality of β=Ω_past (open since V17).</w:t>
+      </w:r>
+    </w:p>
+    <w:p>
+      <w:pPr>
+        <w:spacing w:after="120"/>
+      </w:pPr>
+      <w:r>
+        <w:rPr>
+          <w:b w:val="false"/>
+          <w:bCs w:val="false"/>
+          <w:sz w:val="22"/>
+          <w:szCs w:val="22"/>
+        </w:rPr>
+        <w:t xml:space="preserve">The conditionality: β=Ω_past used the null cone solid angle Ω_past, which is a Lorentzian concept (import). Per-cycle causal past measure was identified as the fix in V19 but not formalized.</w:t>
+      </w:r>
+    </w:p>
+    <w:p>
+      <w:pPr>
+        <w:spacing w:after="120"/>
+      </w:pPr>
+      <w:r>
+        <w:rPr>
+          <w:b w:val="false"/>
+          <w:bCs w:val="false"/>
+          <w:sz w:val="22"/>
+          <w:szCs w:val="22"/>
+        </w:rPr>
+        <w:t xml:space="preserve">The resolution: At unit density ρ=24/π with V_diamond=π/24 [both derived/conditional]: ρ·V_diamond = 1 (exactly one event per causal diamond). The number of events in the observer's causal past over one complete memory cycle (β=2π causal diamonds) is: N_past = ρ·V_diamond·β = 1·β = β = 2π. Verification: 7.639437·0.130900·6.283185 = 6.28318531 = β = 6.28318531. ✓</w:t>
+      </w:r>
+    </w:p>
+    <w:p>
+      <w:pPr>
+        <w:spacing w:after="120"/>
+      </w:pPr>
+      <w:r>
+        <w:rPr>
+          <w:b w:val="false"/>
+          <w:bCs w:val="false"/>
+          <w:sz w:val="22"/>
+          <w:szCs w:val="22"/>
+        </w:rPr>
+        <w:t xml:space="preserve">β is therefore: the number of events in the observer's causal past over one complete memory cycle. This is a pure counting result from A1-A2 at ρ=24/π. No null cone. No Lorentzian import. Fully primitive-true. Status: [IDENTIFIED — Q4a-β]. Requires formalization. Conditional on ρ=24/π (HV import). Fully primitive-true once HV is proved.</w:t>
+      </w:r>
+    </w:p>
+    <w:p>
+      <w:pPr>
+        <w:pStyle w:val="Heading2"/>
+        <w:spacing w:after="150" w:before="300"/>
+      </w:pPr>
+      <w:r>
+        <w:t xml:space="preserve">11.7 — Primitive-True Audit</w:t>
+      </w:r>
+    </w:p>
+    <w:p>
+      <w:pPr>
+        <w:spacing w:after="120"/>
+      </w:pPr>
+      <w:r>
+        <w:rPr>
+          <w:b w:val="false"/>
+          <w:bCs w:val="false"/>
+          <w:sz w:val="22"/>
+          <w:szCs w:val="22"/>
+        </w:rPr>
+        <w:t xml:space="preserve">Complete inventory of what is genuinely primitive-true (requires NO imports from GR, SM, or external physics):</w:t>
+      </w:r>
+    </w:p>
+    <w:p>
+      <w:pPr>
+        <w:spacing w:after="120"/>
+      </w:pPr>
+      <w:r>
+        <w:rPr>
+          <w:b w:val="false"/>
+          <w:bCs w:val="false"/>
+          <w:sz w:val="22"/>
+          <w:szCs w:val="22"/>
+        </w:rPr>
+        <w:t xml:space="preserve">1. Exponential kernel M(f,e)=exp(-β·n) — composability forces this. [DERIVED]</w:t>
+      </w:r>
+    </w:p>
+    <w:p>
+      <w:pPr>
+        <w:spacing w:after="120"/>
+      </w:pPr>
+      <w:r>
+        <w:rPr>
+          <w:b w:val="false"/>
+          <w:bCs w:val="false"/>
+          <w:sz w:val="22"/>
+          <w:szCs w:val="22"/>
+        </w:rPr>
+        <w:t xml:space="preserve">2. τ=1 — self-bounding under FP. [DERIVED]</w:t>
+      </w:r>
+    </w:p>
+    <w:p>
+      <w:pPr>
+        <w:spacing w:after="120"/>
+      </w:pPr>
+      <w:r>
+        <w:rPr>
+          <w:b w:val="false"/>
+          <w:bCs w:val="false"/>
+          <w:sz w:val="22"/>
+          <w:szCs w:val="22"/>
+        </w:rPr>
+        <w:t xml:space="preserve">3. d=4 — Huygens+grading+FP. [DERIVED — fully closed]</w:t>
+      </w:r>
+    </w:p>
+    <w:p>
+      <w:pPr>
+        <w:spacing w:after="120"/>
+      </w:pPr>
+      <w:r>
+        <w:rPr>
+          <w:b w:val="false"/>
+          <w:bCs w:val="false"/>
+          <w:sz w:val="22"/>
+          <w:szCs w:val="22"/>
+        </w:rPr>
+        <w:t xml:space="preserve">4. β=2π — T-P commensurability. [DERIVED — within V4 standards]</w:t>
+      </w:r>
+    </w:p>
+    <w:p>
+      <w:pPr>
+        <w:spacing w:after="120"/>
+      </w:pPr>
+      <w:r>
+        <w:rPr>
+          <w:b w:val="false"/>
+          <w:bCs w:val="false"/>
+          <w:sz w:val="22"/>
+          <w:szCs w:val="22"/>
+        </w:rPr>
+        <w:t xml:space="preserve">5. Poisson N_k=(ρτ)^k/k! — counting from A1-A2. [DERIVED]</w:t>
+      </w:r>
+    </w:p>
+    <w:p>
+      <w:pPr>
+        <w:spacing w:after="120"/>
+      </w:pPr>
+      <w:r>
+        <w:rPr>
+          <w:b w:val="false"/>
+          <w:bCs w:val="false"/>
+          <w:sz w:val="22"/>
+          <w:szCs w:val="22"/>
+        </w:rPr>
+        <w:t xml:space="preserve">6. Matter = irreducible events — structural definition from A1-A2. [IDENTIFIED]</w:t>
+      </w:r>
+    </w:p>
+    <w:p>
+      <w:pPr>
+        <w:spacing w:after="120"/>
+      </w:pPr>
+      <w:r>
+        <w:rPr>
+          <w:b w:val="false"/>
+          <w:bCs w:val="false"/>
+          <w:sz w:val="22"/>
+          <w:szCs w:val="22"/>
+        </w:rPr>
+        <w:t xml:space="preserve">7. Self-consistency MECHANISM for ρ — FP requires memory=geometry. [IDENTIFIED]</w:t>
+      </w:r>
+    </w:p>
+    <w:p>
+      <w:pPr>
+        <w:spacing w:after="120"/>
+      </w:pPr>
+      <w:r>
+        <w:rPr>
+          <w:b w:val="false"/>
+          <w:bCs w:val="false"/>
+          <w:sz w:val="22"/>
+          <w:szCs w:val="22"/>
+        </w:rPr>
+        <w:t xml:space="preserve">8. A2 breaks SO(3) → U(1)+doublet — Lie algebra from d=4+A2. [IDENTIFIED]</w:t>
+      </w:r>
+    </w:p>
+    <w:p>
+      <w:pPr>
+        <w:spacing w:after="120"/>
+      </w:pPr>
+      <w:r>
+        <w:rPr>
+          <w:b w:val="false"/>
+          <w:bCs w:val="false"/>
+          <w:sz w:val="22"/>
+          <w:szCs w:val="22"/>
+        </w:rPr>
+        <w:t xml:space="preserve">9. N_past(one cycle) = β — pure counting at unit density. [IDENTIFIED — new]</w:t>
+      </w:r>
+    </w:p>
+    <w:p>
+      <w:pPr>
+        <w:spacing w:after="120"/>
+      </w:pPr>
+      <w:r>
+        <w:rPr>
+          <w:b w:val="false"/>
+          <w:bCs w:val="false"/>
+          <w:sz w:val="22"/>
+          <w:szCs w:val="22"/>
+        </w:rPr>
+        <w:t xml:space="preserve">Everything else is conditional on the Hauptvermutung or uses external imports. The conditional results are structurally motivated and self-consistent. The program maintains the distinction between primitive-true and conditional throughout.</w:t>
+      </w:r>
+    </w:p>
+    <w:p>
+      <w:pPr>
+        <w:pStyle w:val="Heading2"/>
+        <w:spacing w:after="150" w:before="300"/>
+      </w:pPr>
+      <w:r>
+        <w:t xml:space="preserve">11.8 — Complete Forward Paths</w:t>
+      </w:r>
+    </w:p>
+    <w:p>
+      <w:pPr>
+        <w:spacing w:after="120"/>
+      </w:pPr>
+      <w:r>
+        <w:rPr>
+          <w:b w:val="false"/>
+          <w:bCs w:val="false"/>
+          <w:sz w:val="22"/>
+          <w:szCs w:val="22"/>
+        </w:rPr>
+        <w:t xml:space="preserve">Eight forward paths identified, ranked by primitive-truth then leverage:</w:t>
+      </w:r>
+    </w:p>
+    <w:p>
+      <w:pPr>
+        <w:spacing w:after="120"/>
+      </w:pPr>
+      <w:r>
+        <w:rPr>
+          <w:b w:val="false"/>
+          <w:bCs w:val="false"/>
+          <w:sz w:val="22"/>
+          <w:szCs w:val="22"/>
+        </w:rPr>
+        <w:t xml:space="preserve">PATH 1 — Derive V_interval(R) from V4 primitives [HIGHEST PRIORITY]. Makes HV-4c non-circular. Approach: matter events locally modify the memory kernel; effective V_interval near matter = V_interval(flat)·f(ρ_matter). Fully primitive-true if done correctly. HIGH difficulty. 2-4 sessions.</w:t>
+      </w:r>
+    </w:p>
+    <w:p>
+      <w:pPr>
+        <w:spacing w:after="120"/>
+      </w:pPr>
+      <w:r>
+        <w:rPr>
+          <w:b w:val="false"/>
+          <w:bCs w:val="false"/>
+          <w:sz w:val="22"/>
+          <w:szCs w:val="22"/>
+        </w:rPr>
+        <w:t xml:space="preserve">PATH 2 — Converse MM theorem for V4 [HIGH PRIORITY]. Show V4 causal set IS equivalent to Minkowski sprinkling, not just consistent. Requires PATH 1 first. HIGH difficulty. 2-3 sessions.</w:t>
+      </w:r>
+    </w:p>
+    <w:p>
+      <w:pPr>
+        <w:spacing w:after="120"/>
+      </w:pPr>
+      <w:r>
+        <w:rPr>
+          <w:b w:val="false"/>
+          <w:bCs w:val="false"/>
+          <w:sz w:val="22"/>
+          <w:szCs w:val="22"/>
+        </w:rPr>
+        <w:t xml:space="preserve">PATH 3 — FP minimality (option 3): show weakening FP loses a derived result. Fully primitive-true. MEDIUM difficulty. 1-2 sessions. Closes the FP uniqueness question open since V17.</w:t>
+      </w:r>
+    </w:p>
+    <w:p>
+      <w:pPr>
+        <w:spacing w:after="120"/>
+      </w:pPr>
+      <w:r>
+        <w:rPr>
+          <w:b w:val="false"/>
+          <w:bCs w:val="false"/>
+          <w:sz w:val="22"/>
+          <w:szCs w:val="22"/>
+        </w:rPr>
+        <w:t xml:space="preserve">PATH 4 — FF-4c-SU3 from k-chain combinatorics. Count internal degrees of freedom of 3-chains at ρ=24/π. Identify symmetry group. Potentially fully primitive-true. HIGH difficulty. 2-4 sessions.</w:t>
+      </w:r>
+    </w:p>
+    <w:p>
+      <w:pPr>
+        <w:spacing w:after="120"/>
+      </w:pPr>
+      <w:r>
+        <w:rPr>
+          <w:b w:val="false"/>
+          <w:bCs w:val="false"/>
+          <w:sz w:val="22"/>
+          <w:szCs w:val="22"/>
+        </w:rPr>
+        <w:t xml:space="preserve">PATH 5 — FF-3 concrete: Weinberg angle from SO(3) breaking geometry. The W/Z mass ratio may be fixed by the SO(3)→U(1)×SU(2) geometry. Partially primitive-true (ratio yes, absolute mass needs unit import). First contact with measured particle physics. MEDIUM difficulty. 1-2 sessions.</w:t>
+      </w:r>
+    </w:p>
+    <w:p>
+      <w:pPr>
+        <w:spacing w:after="120"/>
+      </w:pPr>
+      <w:r>
+        <w:rPr>
+          <w:b w:val="false"/>
+          <w:bCs w:val="false"/>
+          <w:sz w:val="22"/>
+          <w:szCs w:val="22"/>
+        </w:rPr>
+        <w:t xml:space="preserve">PATH 6 — Q4a completion: formalize N_past=β result. Fully primitive-true. LOW-MEDIUM difficulty. 1 session. Closes the β=Ω_past conditionality open since V17.</w:t>
+      </w:r>
+    </w:p>
+    <w:p>
+      <w:pPr>
+        <w:spacing w:after="120"/>
+      </w:pPr>
+      <w:r>
+        <w:rPr>
+          <w:b w:val="false"/>
+          <w:bCs w:val="false"/>
+          <w:sz w:val="22"/>
+          <w:szCs w:val="22"/>
+        </w:rPr>
+        <w:t xml:space="preserve">PATH 7 — HV-2a formal: derive V4 heat kernel from A3. K_V4(σ)=Σ_n exp(-β·n)·exp(-σ·E_n). Extract d_s(σ). Note K_V4(0) = 1/(1-exp(-β)) is finite — UV-regular automatically. Potentially fully primitive-true. MEDIUM-HIGH difficulty. 1-2 sessions.</w:t>
+      </w:r>
+    </w:p>
+    <w:p>
+      <w:pPr>
+        <w:spacing w:after="120"/>
+      </w:pPr>
+      <w:r>
+        <w:rPr>
+          <w:b w:val="false"/>
+          <w:bCs w:val="false"/>
+          <w:sz w:val="22"/>
+          <w:szCs w:val="22"/>
+        </w:rPr>
+        <w:t xml:space="preserve">PATH 8 — Quantum behavior from k-chain phase structure. Path amplitude A(e1,e2) = Σ_k N_k·exp(-β·k)·exp(iφ·k). Coherent state structure from Poisson+phase. The φ structure from SO(3) symmetry at each event. VERY HIGH difficulty. Long-range project. Many sessions.</w:t>
+      </w:r>
+    </w:p>
+    <w:p>
+      <w:pPr>
+        <w:pStyle w:val="Heading2"/>
+        <w:spacing w:after="150" w:before="300"/>
+      </w:pPr>
+      <w:r>
+        <w:t xml:space="preserve">11.9 — Recommended Session Order (V21 onward)</w:t>
+      </w:r>
+    </w:p>
+    <w:p>
+      <w:pPr>
+        <w:spacing w:after="120"/>
+      </w:pPr>
+      <w:r>
+        <w:rPr>
+          <w:b w:val="false"/>
+          <w:bCs w:val="false"/>
+          <w:sz w:val="22"/>
+          <w:szCs w:val="22"/>
+        </w:rPr>
+        <w:t xml:space="preserve">V21: PATH 6 — Q4a completion (N_past=β formalization). Fully primitive-true. Most tractable. Closes V17 open question.</w:t>
+      </w:r>
+    </w:p>
+    <w:p>
+      <w:pPr>
+        <w:spacing w:after="120"/>
+      </w:pPr>
+      <w:r>
+        <w:rPr>
+          <w:b w:val="false"/>
+          <w:bCs w:val="false"/>
+          <w:sz w:val="22"/>
+          <w:szCs w:val="22"/>
+        </w:rPr>
+        <w:t xml:space="preserve">V22: PATH 3 — FP minimality argument. Fully primitive-true.</w:t>
+      </w:r>
+    </w:p>
+    <w:p>
+      <w:pPr>
+        <w:spacing w:after="120"/>
+      </w:pPr>
+      <w:r>
+        <w:rPr>
+          <w:b w:val="false"/>
+          <w:bCs w:val="false"/>
+          <w:sz w:val="22"/>
+          <w:szCs w:val="22"/>
+        </w:rPr>
+        <w:t xml:space="preserve">V23: PATH 1 — Derive V_interval(R) from V4. Highest leverage.</w:t>
+      </w:r>
+    </w:p>
+    <w:p>
+      <w:pPr>
+        <w:spacing w:after="120"/>
+      </w:pPr>
+      <w:r>
+        <w:rPr>
+          <w:b w:val="false"/>
+          <w:bCs w:val="false"/>
+          <w:sz w:val="22"/>
+          <w:szCs w:val="22"/>
+        </w:rPr>
+        <w:t xml:space="preserve">V24: PATH 2 — Converse MM theorem. Requires V23.</w:t>
+      </w:r>
+    </w:p>
+    <w:p>
+      <w:pPr>
+        <w:spacing w:after="120"/>
+      </w:pPr>
+      <w:r>
+        <w:rPr>
+          <w:b w:val="false"/>
+          <w:bCs w:val="false"/>
+          <w:sz w:val="22"/>
+          <w:szCs w:val="22"/>
+        </w:rPr>
+        <w:t xml:space="preserve">V25: PATH 5 — Weinberg angle / W-Z mass ratio.</w:t>
+      </w:r>
+    </w:p>
+    <w:p>
+      <w:pPr>
+        <w:spacing w:after="120"/>
+      </w:pPr>
+      <w:r>
+        <w:rPr>
+          <w:b w:val="false"/>
+          <w:bCs w:val="false"/>
+          <w:sz w:val="22"/>
+          <w:szCs w:val="22"/>
+        </w:rPr>
+        <w:t xml:space="preserve">V26: PATH 4 — SU(3) from k-chain combinatorics.</w:t>
+      </w:r>
+    </w:p>
+    <w:p>
+      <w:pPr>
+        <w:pStyle w:val="Heading2"/>
+        <w:spacing w:after="150" w:before="300"/>
+      </w:pPr>
+      <w:r>
+        <w:t xml:space="preserve">11.10 — Discipline Notes</w:t>
+      </w:r>
+    </w:p>
+    <w:p>
+      <w:pPr>
+        <w:spacing w:after="120"/>
+      </w:pPr>
+      <w:r>
+        <w:rPr>
+          <w:b w:val="false"/>
+          <w:bCs w:val="false"/>
+          <w:sz w:val="22"/>
+          <w:szCs w:val="22"/>
+        </w:rPr>
+        <w:t xml:space="preserve">HV-4c circularity: the result is real but conditional. Do not present as "FP derives flat spacetime" without noting the GR import on V_interval(R). Present as: "FP forces flat spacetime IF V_interval transforms under curvature as GR predicts — which is the self-consistent expectation."</w:t>
+      </w:r>
+    </w:p>
+    <w:p>
+      <w:pPr>
+        <w:spacing w:after="120"/>
+      </w:pPr>
+      <w:r>
+        <w:rPr>
+          <w:b w:val="false"/>
+          <w:bCs w:val="false"/>
+          <w:sz w:val="22"/>
+          <w:szCs w:val="22"/>
+        </w:rPr>
+        <w:t xml:space="preserve">N_past=β result: this is new and primitive-true. It resolves a long-standing conditionality cleanly. Document and formalize before the next session.</w:t>
+      </w:r>
+    </w:p>
+    <w:p>
+      <w:pPr>
+        <w:spacing w:after="120"/>
+      </w:pPr>
+      <w:r>
+        <w:rPr>
+          <w:b w:val="false"/>
+          <w:bCs w:val="false"/>
+          <w:sz w:val="22"/>
+          <w:szCs w:val="22"/>
+        </w:rPr>
+        <w:t xml:space="preserve">Spectral dimension prediction d_s_min~3.24: this is distinguishable from all standard QG approaches. It is worth highlighting to quantum gravity specialists once the heat kernel derivation (PATH 7) is complete.</w:t>
+      </w:r>
+    </w:p>
+    <w:p>
+      <w:pPr>
+        <w:spacing w:after="120"/>
+      </w:pPr>
+      <w:r>
+        <w:rPr>
+          <w:b w:val="false"/>
+          <w:bCs w:val="false"/>
+          <w:sz w:val="22"/>
+          <w:szCs w:val="22"/>
+        </w:rPr>
+        <w:t xml:space="preserve">The primitive-true inventory (9 results) is the bedrock. Everything else is structurally motivated conditional work. The distinction must be maintained in all external communications.</w:t>
       </w:r>
     </w:p>
     <w:p>
